--- a/01-6个主号内容创作/引流小号_发布文案/引流小号_第71-77篇.docx
+++ b/01-6个主号内容创作/引流小号_发布文案/引流小号_第71-77篇.docx
@@ -3,428 +3,540 @@
 <w:document xmlns:wpc="http://schemas.microsoft.com/office/word/2010/wordprocessingCanvas" xmlns:mo="http://schemas.microsoft.com/office/mac/office/2008/main" xmlns:mc="http://schemas.openxmlformats.org/markup-compatibility/2006" xmlns:mv="urn:schemas-microsoft-com:mac:vml" xmlns:o="urn:schemas-microsoft-com:office:office" xmlns:r="http://schemas.openxmlformats.org/officeDocument/2006/relationships" xmlns:m="http://schemas.openxmlformats.org/officeDocument/2006/math" xmlns:v="urn:schemas-microsoft-com:vml" xmlns:wp14="http://schemas.microsoft.com/office/word/2010/wordprocessingDrawing" xmlns:wp="http://schemas.openxmlformats.org/drawingml/2006/wordprocessingDrawing" xmlns:w10="urn:schemas-microsoft-com:office:word" xmlns:w="http://schemas.openxmlformats.org/wordprocessingml/2006/main" xmlns:w14="http://schemas.microsoft.com/office/word/2010/wordml" xmlns:wpg="http://schemas.microsoft.com/office/word/2010/wordprocessingGroup" xmlns:wpi="http://schemas.microsoft.com/office/word/2010/wordprocessingInk" xmlns:wne="http://schemas.microsoft.com/office/word/2006/wordml" xmlns:wps="http://schemas.microsoft.com/office/word/2010/wordprocessingShape" mc:Ignorable="w14 wp14">
   <w:body>
     <w:p>
-      <w:pPr>
-        <w:pStyle w:val="Title"/>
-      </w:pPr>
       <w:r>
-        <w:t>引流小号文案 第71-77篇</w:t>
+        <w:rPr>
+          <w:b/>
+          <w:sz w:val="28"/>
+        </w:rPr>
+        <w:t>第71篇</w:t>
       </w:r>
     </w:p>
     <w:p>
-      <w:pPr>
-        <w:pStyle w:val="Heading1"/>
-      </w:pPr>
       <w:r>
-        <w:t>71. 账号：14芳芳财会|沈小辉</w:t>
+        <w:rPr>
+          <w:sz w:val="24"/>
+        </w:rPr>
+        <w:t>备考第一个月，笔记记得很认真📒</w:t>
+      </w:r>
+    </w:p>
+    <w:p>
+      <w:r>
+        <w:rPr>
+          <w:sz w:val="24"/>
+        </w:rPr>
+        <w:t>颜色分类、重点标注</w:t>
+      </w:r>
+    </w:p>
+    <w:p>
+      <w:r>
+        <w:rPr>
+          <w:sz w:val="24"/>
+        </w:rPr>
+        <w:t>写满三大本</w:t>
+      </w:r>
+    </w:p>
+    <w:p>
+      <w:r>
+        <w:rPr>
+          <w:sz w:val="24"/>
+        </w:rPr>
+      </w:r>
+    </w:p>
+    <w:p>
+      <w:r>
+        <w:rPr>
+          <w:sz w:val="24"/>
+        </w:rPr>
+        <w:t>后来发现根本没时间复习😶</w:t>
+      </w:r>
+    </w:p>
+    <w:p>
+      <w:r>
+        <w:rPr>
+          <w:sz w:val="24"/>
+        </w:rPr>
+      </w:r>
+    </w:p>
+    <w:p>
+      <w:r>
+        <w:rPr>
+          <w:sz w:val="24"/>
+        </w:rPr>
+        <w:t>换了诗雨漫画笔记，直接看图</w:t>
+      </w:r>
+    </w:p>
+    <w:p>
+      <w:r>
+        <w:rPr>
+          <w:sz w:val="24"/>
+        </w:rPr>
+        <w:t>不用再记了，看完就能用</w:t>
+      </w:r>
+    </w:p>
+    <w:p>
+      <w:r>
+        <w:rPr>
+          <w:sz w:val="24"/>
+        </w:rPr>
+        <w:t>#会计 #中级会计 #中级会计备考 #注会cpa #财会 #备考方法 #备考日记 #诗雨会计</w:t>
+      </w:r>
+    </w:p>
+    <w:p>
+      <w:r>
+        <w:br w:type="page"/>
       </w:r>
     </w:p>
     <w:p>
       <w:r>
         <w:rPr>
           <w:b/>
+          <w:sz w:val="28"/>
         </w:rPr>
-        <w:t>标题：</w:t>
-      </w:r>
-      <w:r>
-        <w:t>备考笔记记了好几本翻都不翻</w:t>
-      </w:r>
-    </w:p>
-    <w:p/>
-    <w:p>
-      <w:r>
-        <w:t>正文：</w:t>
+        <w:t>第72篇</w:t>
       </w:r>
     </w:p>
     <w:p>
       <w:r>
-        <w:t>备考第一个月，笔记记得很认真📒</w:t>
-        <w:br/>
-        <w:t>颜色分类、重点标注</w:t>
-        <w:br/>
-        <w:t>写满三大本</w:t>
-        <w:br/>
-        <w:br/>
-        <w:t>后来发现根本没时间复习😶</w:t>
-        <w:br/>
-        <w:br/>
-        <w:t>换了诗雨漫画笔记，直接看图</w:t>
-        <w:br/>
-        <w:t>不用再记了，看完就能用</w:t>
-      </w:r>
-    </w:p>
-    <w:p/>
-    <w:p>
-      <w:r>
-        <w:t>话题：</w:t>
-      </w:r>
-      <w:r>
-        <w:t>#会计 #中级会计 #中级会计备考 #注会cpa #财会 #备考方法 #备考日记 #诗雨会计</w:t>
+        <w:rPr>
+          <w:sz w:val="24"/>
+        </w:rPr>
+        <w:t>大学学过会计基础📚</w:t>
       </w:r>
     </w:p>
     <w:p>
       <w:r>
-        <w:t>账号：14芳芳财会|沈小辉</w:t>
+        <w:rPr>
+          <w:sz w:val="24"/>
+        </w:rPr>
+        <w:t>以为备考中级有优势</w:t>
       </w:r>
     </w:p>
     <w:p>
       <w:r>
-        <w:t>——————————————————————————————</w:t>
+        <w:rPr>
+          <w:sz w:val="24"/>
+        </w:rPr>
       </w:r>
     </w:p>
     <w:p>
-      <w:pPr>
-        <w:pStyle w:val="Heading1"/>
-      </w:pPr>
       <w:r>
-        <w:t>72. 账号：14芳芳财会|孙青5263</w:t>
+        <w:rPr>
+          <w:sz w:val="24"/>
+        </w:rPr>
+        <w:t>翻开教材发现全是陌生的😶</w:t>
+      </w:r>
+    </w:p>
+    <w:p>
+      <w:r>
+        <w:rPr>
+          <w:sz w:val="24"/>
+        </w:rPr>
+        <w:t>三年没用，全还给老师了</w:t>
+      </w:r>
+    </w:p>
+    <w:p>
+      <w:r>
+        <w:rPr>
+          <w:sz w:val="24"/>
+        </w:rPr>
+      </w:r>
+    </w:p>
+    <w:p>
+      <w:r>
+        <w:rPr>
+          <w:sz w:val="24"/>
+        </w:rPr>
+        <w:t>用诗雨漫画笔记从框架重新来</w:t>
+      </w:r>
+    </w:p>
+    <w:p>
+      <w:r>
+        <w:rPr>
+          <w:sz w:val="24"/>
+        </w:rPr>
+        <w:t>图解比课本好懂多了</w:t>
+      </w:r>
+    </w:p>
+    <w:p>
+      <w:r>
+        <w:rPr>
+          <w:sz w:val="24"/>
+        </w:rPr>
+        <w:t>#会计 #中级会计 #中级会计备考 #注会cpa #财会 #备考方法 #会计小白 #诗雨会计</w:t>
+      </w:r>
+    </w:p>
+    <w:p>
+      <w:r>
+        <w:br w:type="page"/>
       </w:r>
     </w:p>
     <w:p>
       <w:r>
         <w:rPr>
           <w:b/>
+          <w:sz w:val="28"/>
         </w:rPr>
-        <w:t>标题：</w:t>
-      </w:r>
-      <w:r>
-        <w:t>上了三年班发现会计知识全还给老师了</w:t>
-      </w:r>
-    </w:p>
-    <w:p/>
-    <w:p>
-      <w:r>
-        <w:t>正文：</w:t>
+        <w:t>第73篇</w:t>
       </w:r>
     </w:p>
     <w:p>
       <w:r>
-        <w:t>大学学过会计基础📚</w:t>
-        <w:br/>
-        <w:t>以为备考中级有优势</w:t>
-        <w:br/>
-        <w:br/>
-        <w:t>翻开教材发现全是陌生的😶</w:t>
-        <w:br/>
-        <w:t>三年没用，全还给老师了</w:t>
-        <w:br/>
-        <w:br/>
-        <w:t>用诗雨漫画笔记从框架重新来</w:t>
-        <w:br/>
-        <w:t>图解比课本好懂多了</w:t>
-      </w:r>
-    </w:p>
-    <w:p/>
-    <w:p>
-      <w:r>
-        <w:t>话题：</w:t>
-      </w:r>
-      <w:r>
-        <w:t>#会计 #中级会计 #中级会计备考 #注会cpa #财会 #备考方法 #会计小白 #诗雨会计</w:t>
+        <w:rPr>
+          <w:sz w:val="24"/>
+        </w:rPr>
+        <w:t>进考场前还挺平静🙂</w:t>
       </w:r>
     </w:p>
     <w:p>
       <w:r>
-        <w:t>账号：14芳芳财会|孙青5263</w:t>
+        <w:rPr>
+          <w:sz w:val="24"/>
+        </w:rPr>
+        <w:t>发卷后隔壁开始哗哗翻</w:t>
       </w:r>
     </w:p>
     <w:p>
       <w:r>
-        <w:t>——————————————————————————————</w:t>
+        <w:rPr>
+          <w:sz w:val="24"/>
+        </w:rPr>
       </w:r>
     </w:p>
     <w:p>
-      <w:pPr>
-        <w:pStyle w:val="Heading1"/>
-      </w:pPr>
       <w:r>
-        <w:t>73. 账号：14芳芳财会|橙子学会计</w:t>
+        <w:rPr>
+          <w:sz w:val="24"/>
+        </w:rPr>
+        <w:t>脑子里的东西一下子全乱了😶</w:t>
+      </w:r>
+    </w:p>
+    <w:p>
+      <w:r>
+        <w:rPr>
+          <w:sz w:val="24"/>
+        </w:rPr>
+      </w:r>
+    </w:p>
+    <w:p>
+      <w:r>
+        <w:rPr>
+          <w:sz w:val="24"/>
+        </w:rPr>
+        <w:t>后来备考时用诗雨漫画笔记反复看框架</w:t>
+      </w:r>
+    </w:p>
+    <w:p>
+      <w:r>
+        <w:rPr>
+          <w:sz w:val="24"/>
+        </w:rPr>
+        <w:t>考场上心里有图，不怕乱</w:t>
+      </w:r>
+    </w:p>
+    <w:p>
+      <w:r>
+        <w:rPr>
+          <w:sz w:val="24"/>
+        </w:rPr>
+        <w:t>#会计 #中级会计 #中级会计备考 #注会cpa #财会 #备考日记 #考试心态 #诗雨会计</w:t>
+      </w:r>
+    </w:p>
+    <w:p>
+      <w:r>
+        <w:br w:type="page"/>
       </w:r>
     </w:p>
     <w:p>
       <w:r>
         <w:rPr>
           <w:b/>
+          <w:sz w:val="28"/>
         </w:rPr>
-        <w:t>标题：</w:t>
-      </w:r>
-      <w:r>
-        <w:t>考场里隔壁翻卷子的声音让我慌了</w:t>
-      </w:r>
-    </w:p>
-    <w:p/>
-    <w:p>
-      <w:r>
-        <w:t>正文：</w:t>
+        <w:t>第74篇</w:t>
       </w:r>
     </w:p>
     <w:p>
       <w:r>
-        <w:t>进考场前还挺平静🙂</w:t>
-        <w:br/>
-        <w:t>发卷后隔壁开始哗哗翻</w:t>
-        <w:br/>
-        <w:br/>
-        <w:t>脑子里的东西一下子全乱了😶</w:t>
-        <w:br/>
-        <w:br/>
-        <w:t>后来备考时用诗雨漫画笔记反复看框架</w:t>
-        <w:br/>
-        <w:t>考场上心里有图，不怕乱</w:t>
-      </w:r>
-    </w:p>
-    <w:p/>
-    <w:p>
-      <w:r>
-        <w:t>话题：</w:t>
-      </w:r>
-      <w:r>
-        <w:t>#会计 #中级会计 #中级会计备考 #注会cpa #财会 #备考日记 #考试心态 #诗雨会计</w:t>
+        <w:rPr>
+          <w:sz w:val="24"/>
+        </w:rPr>
+        <w:t>打开视频课，认认真真看完📺</w:t>
       </w:r>
     </w:p>
     <w:p>
       <w:r>
-        <w:t>账号：14芳芳财会|橙子学会计</w:t>
+        <w:rPr>
+          <w:sz w:val="24"/>
+        </w:rPr>
+        <w:t>合上电脑问自己学了什么</w:t>
       </w:r>
     </w:p>
     <w:p>
       <w:r>
-        <w:t>——————————————————————————————</w:t>
+        <w:rPr>
+          <w:sz w:val="24"/>
+        </w:rPr>
+        <w:t>只记得第一个知识点😶</w:t>
       </w:r>
     </w:p>
     <w:p>
-      <w:pPr>
-        <w:pStyle w:val="Heading1"/>
-      </w:pPr>
       <w:r>
-        <w:t>74. 账号：14芳芳财会|新老婆</w:t>
+        <w:rPr>
+          <w:sz w:val="24"/>
+        </w:rPr>
+      </w:r>
+    </w:p>
+    <w:p>
+      <w:r>
+        <w:rPr>
+          <w:sz w:val="24"/>
+        </w:rPr>
+        <w:t>后来换了诗雨漫画笔记</w:t>
+      </w:r>
+    </w:p>
+    <w:p>
+      <w:r>
+        <w:rPr>
+          <w:sz w:val="24"/>
+        </w:rPr>
+        <w:t>翻一遍比看半小时课留得多</w:t>
+      </w:r>
+    </w:p>
+    <w:p>
+      <w:r>
+        <w:rPr>
+          <w:sz w:val="24"/>
+        </w:rPr>
+        <w:t>#会计 #中级会计 #中级会计备考 #注会cpa #财会 #备考方法 #学习效率 #诗雨会计</w:t>
+      </w:r>
+    </w:p>
+    <w:p>
+      <w:r>
+        <w:br w:type="page"/>
       </w:r>
     </w:p>
     <w:p>
       <w:r>
         <w:rPr>
           <w:b/>
+          <w:sz w:val="28"/>
         </w:rPr>
-        <w:t>标题：</w:t>
-      </w:r>
-      <w:r>
-        <w:t>每次看完视频课只记住了开头</w:t>
-      </w:r>
-    </w:p>
-    <w:p/>
-    <w:p>
-      <w:r>
-        <w:t>正文：</w:t>
+        <w:t>第75篇</w:t>
       </w:r>
     </w:p>
     <w:p>
       <w:r>
-        <w:t>打开视频课，认认真真看完📺</w:t>
-        <w:br/>
-        <w:t>合上电脑问自己学了什么</w:t>
-        <w:br/>
-        <w:t>只记得第一个知识点😶</w:t>
-        <w:br/>
-        <w:br/>
-        <w:t>后来换了诗雨漫画笔记</w:t>
-        <w:br/>
-        <w:t>翻一遍比看半小时课留得多</w:t>
-      </w:r>
-    </w:p>
-    <w:p/>
-    <w:p>
-      <w:r>
-        <w:t>话题：</w:t>
-      </w:r>
-      <w:r>
-        <w:t>#会计 #中级会计 #中级会计备考 #注会cpa #财会 #备考方法 #学习效率 #诗雨会计</w:t>
+        <w:rPr>
+          <w:sz w:val="24"/>
+        </w:rPr>
+        <w:t>备考第一件事：写计划✍️</w:t>
       </w:r>
     </w:p>
     <w:p>
       <w:r>
-        <w:t>账号：14芳芳财会|新老婆</w:t>
+        <w:rPr>
+          <w:sz w:val="24"/>
+        </w:rPr>
+        <w:t>「今日任务：第一章+做题50题」</w:t>
       </w:r>
     </w:p>
     <w:p>
       <w:r>
-        <w:t>——————————————————————————————</w:t>
+        <w:rPr>
+          <w:sz w:val="24"/>
+        </w:rPr>
       </w:r>
     </w:p>
     <w:p>
-      <w:pPr>
-        <w:pStyle w:val="Heading1"/>
-      </w:pPr>
       <w:r>
-        <w:t>75. 账号：14芳芳财会|孙玲小红书</w:t>
+        <w:rPr>
+          <w:sz w:val="24"/>
+        </w:rPr>
+        <w:t>每天都写，每天都没完成😶</w:t>
+      </w:r>
+    </w:p>
+    <w:p>
+      <w:r>
+        <w:rPr>
+          <w:sz w:val="24"/>
+        </w:rPr>
+      </w:r>
+    </w:p>
+    <w:p>
+      <w:r>
+        <w:rPr>
+          <w:sz w:val="24"/>
+        </w:rPr>
+        <w:t>后来只做一件事：翻诗雨漫画笔记10分钟</w:t>
+      </w:r>
+    </w:p>
+    <w:p>
+      <w:r>
+        <w:rPr>
+          <w:sz w:val="24"/>
+        </w:rPr>
+        <w:t>轻量的事反而真的做了</w:t>
+      </w:r>
+    </w:p>
+    <w:p>
+      <w:r>
+        <w:rPr>
+          <w:sz w:val="24"/>
+        </w:rPr>
+        <w:t>#会计 #中级会计 #中级会计备考 #注会cpa #财会 #备考方法 #备考焦虑 #诗雨会计</w:t>
+      </w:r>
+    </w:p>
+    <w:p>
+      <w:r>
+        <w:br w:type="page"/>
       </w:r>
     </w:p>
     <w:p>
       <w:r>
         <w:rPr>
           <w:b/>
+          <w:sz w:val="28"/>
         </w:rPr>
-        <w:t>标题：</w:t>
-      </w:r>
-      <w:r>
-        <w:t>备考计划天天写天天没执行</w:t>
-      </w:r>
-    </w:p>
-    <w:p/>
-    <w:p>
-      <w:r>
-        <w:t>正文：</w:t>
+        <w:t>第76篇</w:t>
       </w:r>
     </w:p>
     <w:p>
       <w:r>
-        <w:t>备考第一件事：写计划✍️</w:t>
-        <w:br/>
-        <w:t>「今日任务：第一章+做题50题」</w:t>
-        <w:br/>
-        <w:br/>
-        <w:t>每天都写，每天都没完成😶</w:t>
-        <w:br/>
-        <w:br/>
-        <w:t>后来只做一件事：翻诗雨漫画笔记10分钟</w:t>
-        <w:br/>
-        <w:t>轻量的事反而真的做了</w:t>
-      </w:r>
-    </w:p>
-    <w:p/>
-    <w:p>
-      <w:r>
-        <w:t>话题：</w:t>
-      </w:r>
-      <w:r>
-        <w:t>#会计 #中级会计 #中级会计备考 #注会cpa #财会 #备考方法 #备考焦虑 #诗雨会计</w:t>
+        <w:rPr>
+          <w:sz w:val="24"/>
+        </w:rPr>
+        <w:t>看选项的时候觉得都认识✔️</w:t>
       </w:r>
     </w:p>
     <w:p>
       <w:r>
-        <w:t>账号：14芳芳财会|孙玲小红书</w:t>
+        <w:rPr>
+          <w:sz w:val="24"/>
+        </w:rPr>
+        <w:t>答案选出来，一看全错</w:t>
       </w:r>
     </w:p>
     <w:p>
       <w:r>
-        <w:t>——————————————————————————————</w:t>
+        <w:rPr>
+          <w:sz w:val="24"/>
+        </w:rPr>
+        <w:t>感觉「懂」和「会做」不是一回事😶</w:t>
       </w:r>
     </w:p>
     <w:p>
-      <w:pPr>
-        <w:pStyle w:val="Heading1"/>
-      </w:pPr>
       <w:r>
-        <w:t>76. 账号：14芳芳财会|爹爹</w:t>
+        <w:rPr>
+          <w:sz w:val="24"/>
+        </w:rPr>
+      </w:r>
+    </w:p>
+    <w:p>
+      <w:r>
+        <w:rPr>
+          <w:sz w:val="24"/>
+        </w:rPr>
+        <w:t>后来用诗雨漫画笔记把思路捋清楚</w:t>
+      </w:r>
+    </w:p>
+    <w:p>
+      <w:r>
+        <w:rPr>
+          <w:sz w:val="24"/>
+        </w:rPr>
+        <w:t>看懂了再做题，错误率直接降了</w:t>
+      </w:r>
+    </w:p>
+    <w:p>
+      <w:r>
+        <w:rPr>
+          <w:sz w:val="24"/>
+        </w:rPr>
+        <w:t>#会计 #中级会计 #中级会计备考 #注会cpa #财会 #刷题 #备考方法 #诗雨会计</w:t>
+      </w:r>
+    </w:p>
+    <w:p>
+      <w:r>
+        <w:br w:type="page"/>
       </w:r>
     </w:p>
     <w:p>
       <w:r>
         <w:rPr>
           <w:b/>
+          <w:sz w:val="28"/>
         </w:rPr>
-        <w:t>标题：</w:t>
-      </w:r>
-      <w:r>
-        <w:t>做题时感觉会但落笔全是错</w:t>
-      </w:r>
-    </w:p>
-    <w:p/>
-    <w:p>
-      <w:r>
-        <w:t>正文：</w:t>
-      </w:r>
-    </w:p>
-    <w:p>
-      <w:r>
-        <w:t>看选项的时候觉得都认识✔️</w:t>
-        <w:br/>
-        <w:t>答案选出来，一看全错</w:t>
-        <w:br/>
-        <w:t>感觉「懂」和「会做」不是一回事😶</w:t>
-        <w:br/>
-        <w:br/>
-        <w:t>后来用诗雨漫画笔记把思路捋清楚</w:t>
-        <w:br/>
-        <w:t>看懂了再做题，错误率直接降了</w:t>
-      </w:r>
-    </w:p>
-    <w:p/>
-    <w:p>
-      <w:r>
-        <w:t>话题：</w:t>
-      </w:r>
-      <w:r>
-        <w:t>#会计 #中级会计 #中级会计备考 #注会cpa #财会 #刷题 #备考方法 #诗雨会计</w:t>
-      </w:r>
-    </w:p>
-    <w:p>
-      <w:r>
-        <w:t>账号：14芳芳财会|爹爹</w:t>
-      </w:r>
-    </w:p>
-    <w:p>
-      <w:r>
-        <w:t>——————————————————————————————</w:t>
-      </w:r>
-    </w:p>
-    <w:p>
-      <w:pPr>
-        <w:pStyle w:val="Heading1"/>
-      </w:pPr>
-      <w:r>
-        <w:t>77. 账号：14芳芳财会|张菊香</w:t>
+        <w:t>第77篇</w:t>
       </w:r>
     </w:p>
     <w:p>
       <w:r>
         <w:rPr>
-          <w:b/>
+          <w:sz w:val="24"/>
         </w:rPr>
-        <w:t>标题：</w:t>
-      </w:r>
-      <w:r>
-        <w:t>身边朋友都过了只有我还在备考</w:t>
-      </w:r>
-    </w:p>
-    <w:p/>
-    <w:p>
-      <w:r>
-        <w:t>正文：</w:t>
+        <w:t>同届备考的朋友陆续过了📋</w:t>
       </w:r>
     </w:p>
     <w:p>
       <w:r>
-        <w:t>同届备考的朋友陆续过了📋</w:t>
-        <w:br/>
+        <w:rPr>
+          <w:sz w:val="24"/>
+        </w:rPr>
         <w:t>发朋友圈说「终于上岸」</w:t>
-        <w:br/>
-        <w:br/>
-        <w:t>我还在备考第三年😶</w:t>
-        <w:br/>
-        <w:br/>
-        <w:t>后来认真找了找差在哪里</w:t>
-        <w:br/>
-        <w:t>用诗雨漫画笔记补了框架才发现</w:t>
-        <w:br/>
-        <w:t>一直在刷题，基础一直没稳</w:t>
-      </w:r>
-    </w:p>
-    <w:p/>
-    <w:p>
-      <w:r>
-        <w:t>话题：</w:t>
-      </w:r>
-      <w:r>
-        <w:t>#会计 #中级会计 #中级会计备考 #注会cpa #财会 #备考焦虑 #备考方法 #诗雨会计</w:t>
       </w:r>
     </w:p>
     <w:p>
       <w:r>
-        <w:t>账号：14芳芳财会|张菊香</w:t>
+        <w:rPr>
+          <w:sz w:val="24"/>
+        </w:rPr>
       </w:r>
     </w:p>
     <w:p>
       <w:r>
-        <w:t>——————————————————————————————</w:t>
+        <w:rPr>
+          <w:sz w:val="24"/>
+        </w:rPr>
+        <w:t>我还在备考第三年😶</w:t>
+      </w:r>
+    </w:p>
+    <w:p>
+      <w:r>
+        <w:rPr>
+          <w:sz w:val="24"/>
+        </w:rPr>
+      </w:r>
+    </w:p>
+    <w:p>
+      <w:r>
+        <w:rPr>
+          <w:sz w:val="24"/>
+        </w:rPr>
+        <w:t>后来认真找了找差在哪里</w:t>
+      </w:r>
+    </w:p>
+    <w:p>
+      <w:r>
+        <w:rPr>
+          <w:sz w:val="24"/>
+        </w:rPr>
+        <w:t>用诗雨漫画笔记补了框架才发现</w:t>
+      </w:r>
+    </w:p>
+    <w:p>
+      <w:r>
+        <w:rPr>
+          <w:sz w:val="24"/>
+        </w:rPr>
+        <w:t>一直在刷题，基础一直没稳</w:t>
+      </w:r>
+    </w:p>
+    <w:p>
+      <w:r>
+        <w:rPr>
+          <w:sz w:val="24"/>
+        </w:rPr>
+        <w:t>#会计 #中级会计 #中级会计备考 #注会cpa #财会 #备考焦虑 #备考方法 #诗雨会计</w:t>
       </w:r>
     </w:p>
     <w:sectPr>

--- a/01-6个主号内容创作/引流小号_发布文案/引流小号_第71-77篇.docx
+++ b/01-6个主号内容创作/引流小号_发布文案/引流小号_第71-77篇.docx
@@ -78,7 +78,7 @@
         <w:rPr>
           <w:sz w:val="24"/>
         </w:rPr>
-        <w:t>#会计 #中级会计 #中级会计备考 #注会cpa #财会 #备考方法 #备考日记 #诗雨会计</w:t>
+        <w:t>#会计 #中级会计 #中级会计备考 #注会cpa #备考方法 #诗雨会计</w:t>
       </w:r>
     </w:p>
     <w:p>
@@ -162,7 +162,7 @@
         <w:rPr>
           <w:sz w:val="24"/>
         </w:rPr>
-        <w:t>#会计 #中级会计 #中级会计备考 #注会cpa #财会 #备考方法 #会计小白 #诗雨会计</w:t>
+        <w:t>#会计 #中级会计 #中级会计备考 #注会cpa #备考方法 #会计小白 #诗雨会计</w:t>
       </w:r>
     </w:p>
     <w:p>
@@ -238,7 +238,7 @@
         <w:rPr>
           <w:sz w:val="24"/>
         </w:rPr>
-        <w:t>#会计 #中级会计 #中级会计备考 #注会cpa #财会 #备考日记 #考试心态 #诗雨会计</w:t>
+        <w:t>#会计 #中级会计 #中级会计备考 #注会cpa #考试心态 #诗雨会计</w:t>
       </w:r>
     </w:p>
     <w:p>
@@ -307,7 +307,7 @@
         <w:rPr>
           <w:sz w:val="24"/>
         </w:rPr>
-        <w:t>#会计 #中级会计 #中级会计备考 #注会cpa #财会 #备考方法 #学习效率 #诗雨会计</w:t>
+        <w:t>#会计 #中级会计 #中级会计备考 #注会cpa #备考方法 #学习效率 #诗雨会计</w:t>
       </w:r>
     </w:p>
     <w:p>
@@ -383,7 +383,7 @@
         <w:rPr>
           <w:sz w:val="24"/>
         </w:rPr>
-        <w:t>#会计 #中级会计 #中级会计备考 #注会cpa #财会 #备考方法 #备考焦虑 #诗雨会计</w:t>
+        <w:t>#会计 #中级会计 #中级会计备考 #注会cpa #备考方法 #备考焦虑 #诗雨会计</w:t>
       </w:r>
     </w:p>
     <w:p>
@@ -452,7 +452,7 @@
         <w:rPr>
           <w:sz w:val="24"/>
         </w:rPr>
-        <w:t>#会计 #中级会计 #中级会计备考 #注会cpa #财会 #刷题 #备考方法 #诗雨会计</w:t>
+        <w:t>#会计 #中级会计 #中级会计备考 #注会cpa #刷题 #备考方法 #诗雨会计</w:t>
       </w:r>
     </w:p>
     <w:p>
@@ -536,7 +536,7 @@
         <w:rPr>
           <w:sz w:val="24"/>
         </w:rPr>
-        <w:t>#会计 #中级会计 #中级会计备考 #注会cpa #财会 #备考焦虑 #备考方法 #诗雨会计</w:t>
+        <w:t>#会计 #中级会计 #中级会计备考 #注会cpa #备考焦虑 #备考方法 #诗雨会计</w:t>
       </w:r>
     </w:p>
     <w:sectPr>
